--- a/CODE_WALKTHROUGH.docx
+++ b/CODE_WALKTHROUGH.docx
@@ -5199,6 +5199,151 @@
           <w:szCs w:val="18"/>
         </w:rPr>
         <w:t xml:space="preserve">github.com/shahraj91/video-transcriber</w:t>
+      </w:r>
+    </w:p>
+    <w:p>
+      <w:r>
+        <w:rPr>
+          <w:b/>
+          <w:sz w:val="28"/>
+        </w:rPr>
+        <w:t>ui.py — Streamlit Web UI</w:t>
+      </w:r>
+    </w:p>
+    <w:p>
+      <w:r>
+        <w:rPr>
+          <w:b/>
+        </w:rPr>
+        <w:t>Overview</w:t>
+      </w:r>
+    </w:p>
+    <w:p>
+      <w:r>
+        <w:rPr>
+          <w:b w:val="0"/>
+        </w:rPr>
+        <w:t>ui.py is the browser-based interface for the pipeline. Like transcribe.py, it contains no pipeline logic of its own — it imports the same classes and calls them through run_pipeline(), a generator function that yields progress events to Streamlit.</w:t>
+      </w:r>
+    </w:p>
+    <w:p>
+      <w:r>
+        <w:rPr>
+          <w:b/>
+        </w:rPr>
+        <w:t>run_pipeline() — Generator Function</w:t>
+      </w:r>
+    </w:p>
+    <w:p>
+      <w:r>
+        <w:rPr>
+          <w:b w:val="0"/>
+        </w:rPr>
+        <w:t>The function is a generator (uses yield, not return) so that Streamlit can display live progress as each stage completes. It yields two event types:</w:t>
+      </w:r>
+    </w:p>
+    <w:p>
+      <w:r>
+        <w:rPr>
+          <w:b w:val="0"/>
+        </w:rPr>
+        <w:t xml:space="preserve">  ('step', message_string) — a human-readable status message for st.write()</w:t>
+      </w:r>
+    </w:p>
+    <w:p>
+      <w:r>
+        <w:rPr>
+          <w:b w:val="0"/>
+        </w:rPr>
+        <w:t xml:space="preserve">  ('done', (results_dict, out_dir)) — the final results after all stages complete</w:t>
+      </w:r>
+    </w:p>
+    <w:p>
+      <w:r>
+        <w:rPr>
+          <w:b w:val="0"/>
+        </w:rPr>
+        <w:t>The results dict maps label strings to (Path, content_str) tuples, one entry per output file. This drives both the tab display and the download buttons.</w:t>
+      </w:r>
+    </w:p>
+    <w:p>
+      <w:r>
+        <w:rPr>
+          <w:b/>
+        </w:rPr>
+        <w:t>Settings dict</w:t>
+      </w:r>
+    </w:p>
+    <w:p>
+      <w:r>
+        <w:rPr>
+          <w:b w:val="0"/>
+        </w:rPr>
+        <w:t>Before calling run_pipeline(), the UI assembles a settings dict from the sidebar widgets. use_speakers / use_summary / use_actions are ANDed with use_llama — this ensures feature flags are always False when Llama is disabled, even if the checkboxes were previously checked.</w:t>
+      </w:r>
+    </w:p>
+    <w:p>
+      <w:r>
+        <w:rPr>
+          <w:b/>
+        </w:rPr>
+        <w:t>Temp file handling</w:t>
+      </w:r>
+    </w:p>
+    <w:p>
+      <w:r>
+        <w:rPr>
+          <w:b w:val="0"/>
+        </w:rPr>
+        <w:t>Streamlit provides uploaded files as BytesIO objects, not file paths. The UI writes the bytes to a NamedTemporaryFile then renames it using the original filename so OutputManager generates a meaningful output folder stem (e.g. my_meeting_20260314_120000/ instead of tmp1234_20260314_120000/).</w:t>
+      </w:r>
+    </w:p>
+    <w:p>
+      <w:r>
+        <w:rPr>
+          <w:b/>
+        </w:rPr>
+        <w:t>Session state</w:t>
+      </w:r>
+    </w:p>
+    <w:p>
+      <w:r>
+        <w:rPr>
+          <w:b w:val="0"/>
+        </w:rPr>
+        <w:t>Results are stored in st.session_state['results'] and st.session_state['out_dir'] after the pipeline completes. This means results survive Streamlit's rerun cycle — the user can interact with download buttons without triggering a re-transcription.</w:t>
+      </w:r>
+    </w:p>
+    <w:p>
+      <w:r>
+        <w:rPr>
+          <w:b/>
+        </w:rPr>
+        <w:t>ZIP download</w:t>
+      </w:r>
+    </w:p>
+    <w:p>
+      <w:r>
+        <w:rPr>
+          <w:b w:val="0"/>
+        </w:rPr>
+        <w:t>All output files are bundled into an in-memory zipfile.ZipFile written to an io.BytesIO buffer. The buffer is passed directly to st.download_button — no temporary ZIP file is written to disk.</w:t>
+      </w:r>
+    </w:p>
+    <w:p>
+      <w:r>
+        <w:rPr>
+          <w:b/>
+        </w:rPr>
+        <w:t>Error handling</w:t>
+      </w:r>
+    </w:p>
+    <w:p>
+      <w:r>
+        <w:rPr>
+          <w:b w:val="0"/>
+        </w:rPr>
+        <w:t>Any exception raised inside run_pipeline() is caught by a try/except block around the generator loop. st.status() is updated to the error state, st.exception() displays the full traceback, and st.stop() halts the Streamlit script so the error remains visible.</w:t>
       </w:r>
     </w:p>
     <w:sectPr>
